--- a/Cnnn-Wri/C110-1Ch.docx
+++ b/Cnnn-Wri/C110-1Ch.docx
@@ -969,7 +969,7 @@
           <w:shd w:val="clear" w:color="auto" w:fill="FFFFFF"/>
           <w:rtl/>
         </w:rPr>
-        <w:t xml:space="preserve">שֵׁ֥ם </w:t>
+        <w:t>שֵׁ֥ם</w:t>
       </w:r>
       <w:r>
         <w:rPr>
@@ -2235,10 +2235,6 @@
     </w:p>
     <w:p>
       <w:pPr>
-        <w:bidi/>
-        <w:rPr>
-          <w:rFonts w:ascii="SBL Hebrew" w:hAnsi="SBL Hebrew" w:cs="SBL Hebrew"/>
-        </w:rPr>
         <w:sectPr>
           <w:pgSz w:w="16838" w:h="11906" w:orient="landscape"/>
           <w:pgMar w:top="1418" w:right="1418" w:bottom="1418" w:left="1418" w:header="0" w:footer="0" w:gutter="0"/>
@@ -2373,7 +2369,7 @@
           <w:shd w:val="clear" w:color="auto" w:fill="FFFFFF"/>
           <w:rtl/>
         </w:rPr>
-        <w:t>בְּנֵ֣י יְהוּדָ֗ה עֵ֤ר וְאוֹנָן֙ וְשֵׁלָ֔ה שְׁלוֹשָׁה֙ נ֣וֹלַד ל֔וֹ מִבַּת־שׁ֖וּעַ הַֽכְּנַעֲנִ֑ית וַיְהִ֞י עֵ֣ר ׀ בְּכ֣וֹר יְהוּדָ֗ה רַ֛ע בְּעֵינֵ֥י יְהֹוָ֖ה וַיְמִיתֵֽהוּ׃</w:t>
+        <w:t>בְּנֵ֣י יְהוּדָ֗ה עֵ֤ר וְאוֹנָן֙ וְשֵׁלָ֔ה שְׁלוֹשָׁה֙ נ֣וֹלַד ל֔וֹ מִבַּת־שׁ֖וּעַ הַֽכְּנַעֲנִ֑ית וַיְהִ֞י עֵ֣ר׀ בְּכ֣וֹר יְהוּדָ֗ה רַ֛ע בְּעֵינֵ֥י יְהֹוָ֖ה וַיְמִיתֵֽהוּ׃</w:t>
       </w:r>
       <w:r>
         <w:rPr>
@@ -3214,7 +3210,7 @@
           <w:shd w:val="clear" w:color="auto" w:fill="FFFFFF"/>
           <w:rtl/>
         </w:rPr>
-        <w:t xml:space="preserve">וַיִּהְי֧וּ בְנֵי־יְרַחְמְאֵ֛ל בְּכ֥וֹר חֶצְר֖וֹן הַבְּכ֣וֹר </w:t>
+        <w:t>וַיִּהְי֧וּ בְנֵי־יְרַחְמְאֵ֛ל בְּכ֥וֹר חֶצְר֖וֹן הַבְּכ֣וֹר</w:t>
       </w:r>
       <w:r>
         <w:rPr>
@@ -4232,10 +4228,6 @@
     </w:p>
     <w:p>
       <w:pPr>
-        <w:bidi/>
-        <w:rPr>
-          <w:rFonts w:ascii="SBL Hebrew" w:hAnsi="SBL Hebrew" w:cs="SBL Hebrew"/>
-        </w:rPr>
         <w:sectPr>
           <w:type w:val="continuous"/>
           <w:pgSz w:w="16838" w:h="11906" w:orient="landscape"/>
@@ -4301,7 +4293,7 @@
           <w:shd w:val="clear" w:color="auto" w:fill="FFFFFF"/>
           <w:rtl/>
         </w:rPr>
-        <w:t xml:space="preserve">וְאֵ֤לֶּה הָיוּ֙ בְּנֵ֣י דָוִ֔יד אֲשֶׁ֥ר נוֹלַד־ל֖וֹ בְּחֶבְר֑וֹן הַבְּכ֣וֹר ׀ אַמְנֹ֗ן לַאֲחִינֹ֙עַם֙ הַיִּזְרְעֵאלִ֔ית שֵׁנִי֙ דָּנִיֵּ֔אל לַאֲבִיגַ֖יִל הַֽכַּרְמְלִֽית׃ </w:t>
+        <w:t xml:space="preserve">וְאֵ֤לֶּה הָיוּ֙ בְּנֵ֣י דָוִ֔יד אֲשֶׁ֥ר נוֹלַד־ל֖וֹ בְּחֶבְר֑וֹן הַבְּכ֣וֹר׀ אַמְנֹ֗ן לַאֲחִינֹ֙עַם֙ הַיִּזְרְעֵאלִ֔ית שֵׁנִי֙ דָּנִיֵּ֔אל לַאֲבִיגַ֖יִל הַֽכַּרְמְלִֽית׃ </w:t>
       </w:r>
       <w:r>
         <w:rPr>
@@ -5016,10 +5008,6 @@
     </w:p>
     <w:p>
       <w:pPr>
-        <w:bidi/>
-        <w:rPr>
-          <w:rFonts w:ascii="SBL Hebrew" w:hAnsi="SBL Hebrew" w:cs="SBL Hebrew"/>
-        </w:rPr>
         <w:sectPr>
           <w:type w:val="continuous"/>
           <w:pgSz w:w="16838" w:h="11906" w:orient="landscape"/>
@@ -6390,7 +6378,7 @@
           <w:shd w:val="clear" w:color="auto" w:fill="FFFFFF"/>
           <w:rtl/>
         </w:rPr>
-        <w:t xml:space="preserve">וַיָּבֹ֡אוּ אֵ֩לֶּה֩ הַכְּתוּבִ֨ים בְּשֵׁמ֜וֹת בִּימֵ֣י ׀ יְחִזְקִיָּ֣הוּ מֶלֶךְ־יְהוּדָ֗ה וַיַּכּ֨וּ אֶת־אׇהֳלֵיהֶ֜ם וְאֶת־הַמְּעוּנִ֨ים </w:t>
+        <w:t xml:space="preserve">וַיָּבֹ֡אוּ אֵ֩לֶּה֩ הַכְּתוּבִ֨ים בְּשֵׁמ֜וֹת בִּימֵ֣י׀ יְחִזְקִיָּ֣הוּ מֶלֶךְ־יְהוּדָ֗ה וַיַּכּ֨וּ אֶת־אׇהֳלֵיהֶ֜ם וְאֶת־הַמְּעוּנִ֨ים </w:t>
       </w:r>
       <w:r>
         <w:rPr>
@@ -6437,7 +6425,7 @@
           <w:shd w:val="clear" w:color="auto" w:fill="FFFFFF"/>
           <w:rtl/>
         </w:rPr>
-        <w:t xml:space="preserve">וּמֵהֶ֣ם ׀ מִן־בְּנֵ֣י שִׁמְע֗וֹן הָֽלְכוּ֙ לְהַ֣ר שֵׂעִ֔יר אֲנָשִׁ֖ים חֲמֵ֣שׁ מֵא֑וֹת וּפְלַטְיָ֡ה וּ֠נְעַרְיָ֠ה וּרְפָיָ֧ה וְעֻזִּיאֵ֛ל בְּנֵ֥י יִשְׁעִ֖י בְּרֹאשָֽׁם׃ </w:t>
+        <w:t xml:space="preserve">וּמֵהֶ֣ם׀ מִן־בְּנֵ֣י שִׁמְע֗וֹן הָֽלְכוּ֙ לְהַ֣ר שֵׂעִ֔יר אֲנָשִׁ֖ים חֲמֵ֣שׁ מֵא֑וֹת וּפְלַטְיָ֡ה וּ֠נְעַרְיָ֠ה וּרְפָיָ֧ה וְעֻזִּיאֵ֛ל בְּנֵ֥י יִשְׁעִ֖י בְּרֹאשָֽׁם׃ </w:t>
       </w:r>
       <w:r>
         <w:rPr>
@@ -6487,10 +6475,6 @@
     </w:p>
     <w:p>
       <w:pPr>
-        <w:bidi/>
-        <w:rPr>
-          <w:rFonts w:ascii="SBL Hebrew" w:hAnsi="SBL Hebrew" w:cs="SBL Hebrew"/>
-        </w:rPr>
         <w:sectPr>
           <w:type w:val="continuous"/>
           <w:pgSz w:w="16838" w:h="11906" w:orient="landscape"/>
@@ -6975,7 +6959,7 @@
           <w:shd w:val="clear" w:color="auto" w:fill="FFFFFF"/>
           <w:rtl/>
         </w:rPr>
-        <w:t xml:space="preserve">אֵ֣לֶּה ׀ בְּנֵ֣י אֲבִיחַ֗יִל בֶּן־חוּרִ֡י בֶּן־יָ֠ר֠וֹחַ בֶּן־גִּלְעָ֧ד בֶּן־מִיכָאֵ֛ל בֶּן־יְשִׁישַׁ֥י בֶּן־יַחְדּ֖וֹ בֶּן־בּֽוּז׃ </w:t>
+        <w:t xml:space="preserve">אֵ֣לֶּה׀ בְּנֵ֣י אֲבִיחַ֗יִל בֶּן־חוּרִ֡י בֶּן־יָ֠ר֠וֹחַ בֶּן־גִּלְעָ֧ד בֶּן־מִיכָאֵ֛ל בֶּן־יְשִׁישַׁ֥י בֶּן־יַחְדּ֖וֹ בֶּן־בּֽוּז׃ </w:t>
       </w:r>
       <w:r>
         <w:rPr>
@@ -7315,7 +7299,7 @@
           <w:shd w:val="clear" w:color="auto" w:fill="FFFFFF"/>
           <w:rtl/>
         </w:rPr>
-        <w:t>וַיָּ֩עַר֩ אֱלֹהֵ֨י יִשְׂרָאֵ֜ל אֶת־ר֣וּחַ ׀ פּ֣וּל מֶלֶךְ־אַשּׁ֗וּר וְאֶת־ר֙וּחַ֙ תִּלְּגַ֤ת פִּלְנֶ֙סֶר֙ מֶ֣לֶךְ אַשּׁ֔וּר וַיַּגְלֵם֙ לָראוּבֵנִ֣י וְלַגָּדִ֔י וְלַחֲצִ֖י שֵׁ֣בֶט מְנַשֶּׁ֑ה וַ֠יְבִיאֵ֠ם לַחְלַ֨ח וְחָב֤וֹר וְהָרָא֙ וּנְהַ֣ר גּוֹזָ֔ן עַ֖ד הַיּ֥וֹם הַזֶּֽה׃</w:t>
+        <w:t>וַיָּ֩עַר֩ אֱלֹהֵ֨י יִשְׂרָאֵ֜ל אֶת־ר֣וּחַ׀ פּ֣וּל מֶלֶךְ־אַשּׁ֗וּר וְאֶת־ר֙וּחַ֙ תִּלְּגַ֤ת פִּלְנֶ֙סֶר֙ מֶ֣לֶךְ אַשּׁ֔וּר וַיַּגְלֵם֙ לָראוּבֵנִ֣י וְלַגָּדִ֔י וְלַחֲצִ֖י שֵׁ֣בֶט מְנַשֶּׁ֑ה וַ֠יְבִיאֵ֠ם לַחְלַ֨ח וְחָב֤וֹר וְהָרָא֙ וּנְהַ֣ר גּוֹזָ֔ן עַ֖ד הַיּ֥וֹם הַזֶּֽה׃</w:t>
       </w:r>
       <w:r>
         <w:rPr>
@@ -7597,69 +7581,80 @@
           <w:vertAlign w:val="superscript"/>
           <w:rtl/>
         </w:rPr>
+        <w:t>לד </w:t>
+      </w:r>
+      <w:r>
+        <w:rPr>
+          <w:rFonts w:ascii="SBL Hebrew" w:hAnsi="SBL Hebrew" w:cs="SBL Hebrew"/>
+          <w:color w:val="993300"/>
+          <w:sz w:val="32"/>
+          <w:szCs w:val="32"/>
+          <w:shd w:val="clear" w:color="auto" w:fill="FFFFFF"/>
+          <w:rtl/>
+        </w:rPr>
+        <w:t xml:space="preserve">וַֽאֲחִיטוּב֙ הוֹלִ֣יד אֶת־צָד֔וֹק וְצָד֖וֹק הוֹלִ֥יד אֶת־אֲחִימָֽעַץ׃ </w:t>
+      </w:r>
+      <w:r>
+        <w:rPr>
+          <w:rFonts w:ascii="SBL Hebrew" w:hAnsi="SBL Hebrew" w:cs="SBL Hebrew"/>
+          <w:b/>
+          <w:bCs/>
+          <w:color w:val="003300"/>
+          <w:sz w:val="32"/>
+          <w:szCs w:val="32"/>
+          <w:shd w:val="clear" w:color="auto" w:fill="FFFFFF"/>
+          <w:vertAlign w:val="superscript"/>
+          <w:rtl/>
+        </w:rPr>
+        <w:t>לה </w:t>
+      </w:r>
+      <w:r>
+        <w:rPr>
+          <w:rFonts w:ascii="SBL Hebrew" w:hAnsi="SBL Hebrew" w:cs="SBL Hebrew"/>
+          <w:color w:val="993300"/>
+          <w:sz w:val="32"/>
+          <w:szCs w:val="32"/>
+          <w:shd w:val="clear" w:color="auto" w:fill="FFFFFF"/>
+          <w:rtl/>
+        </w:rPr>
+        <w:t xml:space="preserve">וַאֲחִימַ֙עַץ֙ הוֹלִ֣יד אֶת־עֲזַרְיָ֔ה וַעֲזַרְיָ֖ה הוֹלִ֥יד אֶת־יוֹחָנָֽן׃ </w:t>
+      </w:r>
+      <w:r>
+        <w:rPr>
+          <w:rFonts w:ascii="SBL Hebrew" w:hAnsi="SBL Hebrew" w:cs="SBL Hebrew"/>
+          <w:b/>
+          <w:bCs/>
+          <w:color w:val="003300"/>
+          <w:sz w:val="32"/>
+          <w:szCs w:val="32"/>
+          <w:shd w:val="clear" w:color="auto" w:fill="FFFFFF"/>
+          <w:vertAlign w:val="superscript"/>
+          <w:rtl/>
+        </w:rPr>
+        <w:t>לו </w:t>
+      </w:r>
+      <w:r>
+        <w:rPr>
+          <w:rFonts w:ascii="SBL Hebrew" w:hAnsi="SBL Hebrew" w:cs="SBL Hebrew"/>
+          <w:color w:val="993300"/>
+          <w:sz w:val="32"/>
+          <w:szCs w:val="32"/>
+          <w:shd w:val="clear" w:color="auto" w:fill="FFFFFF"/>
+          <w:rtl/>
+        </w:rPr>
+        <w:t xml:space="preserve">וְיוֹחָנָ֖ן הוֹלִ֣יד </w:t>
+      </w:r>
+      <w:r>
+        <w:rPr>
+          <w:rFonts w:ascii="SBL Hebrew" w:hAnsi="SBL Hebrew" w:cs="SBL Hebrew"/>
+          <w:color w:val="993300"/>
+          <w:sz w:val="32"/>
+          <w:szCs w:val="32"/>
+          <w:shd w:val="clear" w:color="auto" w:fill="FFFFFF"/>
+          <w:rtl/>
+        </w:rPr>
         <w:lastRenderedPageBreak/>
-        <w:t>לד </w:t>
-      </w:r>
-      <w:r>
-        <w:rPr>
-          <w:rFonts w:ascii="SBL Hebrew" w:hAnsi="SBL Hebrew" w:cs="SBL Hebrew"/>
-          <w:color w:val="993300"/>
-          <w:sz w:val="32"/>
-          <w:szCs w:val="32"/>
-          <w:shd w:val="clear" w:color="auto" w:fill="FFFFFF"/>
-          <w:rtl/>
-        </w:rPr>
-        <w:t xml:space="preserve">וַֽאֲחִיטוּב֙ הוֹלִ֣יד אֶת־צָד֔וֹק וְצָד֖וֹק הוֹלִ֥יד אֶת־אֲחִימָֽעַץ׃ </w:t>
-      </w:r>
-      <w:r>
-        <w:rPr>
-          <w:rFonts w:ascii="SBL Hebrew" w:hAnsi="SBL Hebrew" w:cs="SBL Hebrew"/>
-          <w:b/>
-          <w:bCs/>
-          <w:color w:val="003300"/>
-          <w:sz w:val="32"/>
-          <w:szCs w:val="32"/>
-          <w:shd w:val="clear" w:color="auto" w:fill="FFFFFF"/>
-          <w:vertAlign w:val="superscript"/>
-          <w:rtl/>
-        </w:rPr>
-        <w:t>לה </w:t>
-      </w:r>
-      <w:r>
-        <w:rPr>
-          <w:rFonts w:ascii="SBL Hebrew" w:hAnsi="SBL Hebrew" w:cs="SBL Hebrew"/>
-          <w:color w:val="993300"/>
-          <w:sz w:val="32"/>
-          <w:szCs w:val="32"/>
-          <w:shd w:val="clear" w:color="auto" w:fill="FFFFFF"/>
-          <w:rtl/>
-        </w:rPr>
-        <w:t xml:space="preserve">וַאֲחִימַ֙עַץ֙ הוֹלִ֣יד אֶת־עֲזַרְיָ֔ה וַעֲזַרְיָ֖ה הוֹלִ֥יד אֶת־יוֹחָנָֽן׃ </w:t>
-      </w:r>
-      <w:r>
-        <w:rPr>
-          <w:rFonts w:ascii="SBL Hebrew" w:hAnsi="SBL Hebrew" w:cs="SBL Hebrew"/>
-          <w:b/>
-          <w:bCs/>
-          <w:color w:val="003300"/>
-          <w:sz w:val="32"/>
-          <w:szCs w:val="32"/>
-          <w:shd w:val="clear" w:color="auto" w:fill="FFFFFF"/>
-          <w:vertAlign w:val="superscript"/>
-          <w:rtl/>
-        </w:rPr>
-        <w:t>לו </w:t>
-      </w:r>
-      <w:r>
-        <w:rPr>
-          <w:rFonts w:ascii="SBL Hebrew" w:hAnsi="SBL Hebrew" w:cs="SBL Hebrew"/>
-          <w:color w:val="993300"/>
-          <w:sz w:val="32"/>
-          <w:szCs w:val="32"/>
-          <w:shd w:val="clear" w:color="auto" w:fill="FFFFFF"/>
-          <w:rtl/>
-        </w:rPr>
-        <w:t xml:space="preserve">וְיוֹחָנָ֖ן הוֹלִ֣יד אֶת־עֲזַרְיָ֑ה ה֚וּא אֲשֶׁ֣ר כִּהֵ֔ן בַּבַּ֕יִת אֲשֶׁר־בָּנָ֥ה שְׁלֹמֹ֖ה בִּירוּשָׁלָֽ͏ִם׃ </w:t>
+        <w:t xml:space="preserve">אֶת־עֲזַרְיָ֑ה ה֚וּא אֲשֶׁ֣ר כִּהֵ֔ן בַּבַּ֕יִת אֲשֶׁר־בָּנָ֥ה שְׁלֹמֹ֖ה בִּירוּשָׁלָֽ͏ִם׃ </w:t>
       </w:r>
       <w:r>
         <w:rPr>
@@ -7799,10 +7794,6 @@
     </w:p>
     <w:p>
       <w:pPr>
-        <w:bidi/>
-        <w:rPr>
-          <w:rFonts w:ascii="SBL Hebrew" w:hAnsi="SBL Hebrew" w:cs="SBL Hebrew"/>
-        </w:rPr>
         <w:sectPr>
           <w:type w:val="continuous"/>
           <w:pgSz w:w="16838" w:h="11906" w:orient="landscape"/>
@@ -10121,10 +10112,6 @@
     </w:p>
     <w:p>
       <w:pPr>
-        <w:bidi/>
-        <w:rPr>
-          <w:rFonts w:ascii="SBL Hebrew" w:hAnsi="SBL Hebrew" w:cs="SBL Hebrew"/>
-        </w:rPr>
         <w:sectPr>
           <w:type w:val="continuous"/>
           <w:pgSz w:w="16838" w:h="11906" w:orient="landscape"/>
@@ -11478,10 +11465,6 @@
     </w:p>
     <w:p>
       <w:pPr>
-        <w:bidi/>
-        <w:rPr>
-          <w:rFonts w:ascii="SBL Hebrew" w:hAnsi="SBL Hebrew" w:cs="SBL Hebrew"/>
-        </w:rPr>
         <w:sectPr>
           <w:type w:val="continuous"/>
           <w:pgSz w:w="16838" w:h="11906" w:orient="landscape"/>
@@ -12537,7 +12520,7 @@
           <w:shd w:val="clear" w:color="auto" w:fill="FFFFFF"/>
           <w:rtl/>
         </w:rPr>
-        <w:t xml:space="preserve">וּלְאָצֵל֮ שִׁשָּׁ֣ה בָנִים֒ וְאֵ֣לֶּה שְׁמוֹתָ֗ם עַזְרִיקָ֥ם </w:t>
+        <w:t>וּלְאָצֵל֮ שִׁשָּׁ֣ה בָנִים֒ וְאֵ֣לֶּה שְׁמוֹתָ֗ם עַזְרִיקָ֥ם</w:t>
       </w:r>
       <w:r>
         <w:rPr>
@@ -12624,10 +12607,6 @@
     </w:p>
     <w:p>
       <w:pPr>
-        <w:bidi/>
-        <w:rPr>
-          <w:rFonts w:ascii="SBL Hebrew" w:hAnsi="SBL Hebrew" w:cs="SBL Hebrew"/>
-        </w:rPr>
         <w:sectPr>
           <w:type w:val="continuous"/>
           <w:pgSz w:w="16838" w:h="11906" w:orient="landscape"/>
@@ -13314,7 +13293,7 @@
           <w:shd w:val="clear" w:color="auto" w:fill="FFFFFF"/>
           <w:rtl/>
         </w:rPr>
-        <w:t xml:space="preserve">וּפִֽינְחָ֣ס בֶּן־אֶלְעָזָ֗ר נָגִ֨יד הָיָ֧ה עֲלֵיהֶ֛ם לְפָנִ֖ים יְהֹוָ֥ה </w:t>
+        <w:t>וּפִֽינְחָ֣ס בֶּן־אֶלְעָזָ֗ר נָגִ֨יד הָיָ֧ה עֲלֵיהֶ֛ם לְפָנִ֖ים יְהֹוָ֥ה</w:t>
       </w:r>
       <w:r>
         <w:rPr>
@@ -14091,10 +14070,6 @@
     </w:p>
     <w:p>
       <w:pPr>
-        <w:bidi/>
-        <w:rPr>
-          <w:rFonts w:ascii="SBL Hebrew" w:hAnsi="SBL Hebrew" w:cs="SBL Hebrew"/>
-        </w:rPr>
         <w:sectPr>
           <w:type w:val="continuous"/>
           <w:pgSz w:w="16838" w:h="11906" w:orient="landscape"/>
@@ -14247,7 +14222,7 @@
           <w:shd w:val="clear" w:color="auto" w:fill="FFFFFF"/>
           <w:rtl/>
         </w:rPr>
-        <w:t>וַיֹּ֣אמֶר שָׁאוּל֩ אֶל־נֹשֵׂ֨א כֵלָ֜יו שְׁלֹ֥ף חַרְבְּךָ֣ ׀ וְדׇקְרֵ֣נִי בָ֗הּ פֶּן־יָבֹ֜אוּ הָעֲרֵלִ֤ים הָאֵ֙לֶּה֙ וְהִתְעַלְּלוּ־בִ֔י וְלֹ֤א אָבָה֙ נֹשֵׂ֣א כֵלָ֔יו כִּ֥י יָרֵ֖א מְאֹ֑ד</w:t>
+        <w:t>וַיֹּ֣אמֶר שָׁאוּל֩ אֶל־נֹשֵׂ֨א כֵלָ֜יו שְׁלֹ֥ף חַרְבְּךָ֣׀ וְדׇקְרֵ֣נִי בָ֗הּ פֶּן־יָבֹ֜אוּ הָעֲרֵלִ֤ים הָאֵ֙לֶּה֙ וְהִתְעַלְּלוּ־בִ֔י וְלֹ֤א אָבָה֙ נֹשֵׂ֣א כֵלָ֔יו כִּ֥י יָרֵ֖א מְאֹ֑ד</w:t>
       </w:r>
       <w:r>
         <w:rPr>
@@ -14647,10 +14622,6 @@
     </w:p>
     <w:p>
       <w:pPr>
-        <w:bidi/>
-        <w:rPr>
-          <w:rFonts w:ascii="SBL Hebrew" w:hAnsi="SBL Hebrew" w:cs="SBL Hebrew"/>
-        </w:rPr>
         <w:sectPr>
           <w:type w:val="continuous"/>
           <w:pgSz w:w="16838" w:h="11906" w:orient="landscape"/>
@@ -15424,7 +15395,7 @@
           <w:shd w:val="clear" w:color="auto" w:fill="FFFFFF"/>
           <w:rtl/>
         </w:rPr>
-        <w:t xml:space="preserve">וְהֽוּא־הִכָּה֩ אֶת־הָאִ֨ישׁ הַמִּצְרִ֜י אִ֥ישׁ מִדָּ֣ה ׀ חָמֵ֣שׁ בָּאַמָּ֗ה וּבְיַ֨ד הַמִּצְרִ֤י חֲנִית֙ כִּמְנ֣וֹר אֹֽרְגִ֔ים וַיֵּ֥רֶד אֵלָ֖יו בַּשָּׁ֑בֶט וַיִּגְזֹ֤ל אֶֽת־הַחֲנִית֙ מִיַּ֣ד הַמִּצְרִ֔י וַיַּהַרְגֵ֖הוּ בַּחֲנִיתֽוֹ׃ </w:t>
+        <w:t xml:space="preserve">וְהֽוּא־הִכָּה֩ אֶת־הָאִ֨ישׁ הַמִּצְרִ֜י אִ֥ישׁ מִדָּ֣ה׀ חָמֵ֣שׁ בָּאַמָּ֗ה וּבְיַ֨ד הַמִּצְרִ֤י חֲנִית֙ כִּמְנ֣וֹר אֹֽרְגִ֔ים וַיֵּ֥רֶד אֵלָ֖יו בַּשָּׁ֑בֶט וַיִּגְזֹ֤ל אֶֽת־הַחֲנִית֙ מִיַּ֣ד הַמִּצְרִ֔י וַיַּהַרְגֵ֖הוּ בַּחֲנִיתֽוֹ׃ </w:t>
       </w:r>
       <w:r>
         <w:rPr>
@@ -18046,10 +18017,6 @@
     </w:p>
     <w:p>
       <w:pPr>
-        <w:bidi/>
-        <w:rPr>
-          <w:rFonts w:ascii="SBL Hebrew" w:hAnsi="SBL Hebrew" w:cs="SBL Hebrew"/>
-        </w:rPr>
         <w:sectPr>
           <w:type w:val="continuous"/>
           <w:pgSz w:w="16838" w:h="11906" w:orient="landscape"/>
@@ -18767,7 +18734,7 @@
           <w:shd w:val="clear" w:color="auto" w:fill="FFFFFF"/>
           <w:rtl/>
         </w:rPr>
-        <w:t xml:space="preserve"> הַשָּׁלִישִׁים֒ לְךָ֤ דָוִיד֙ וְעִמְּךָ֣ בֶן־יִשַׁ֔י שָׁל֨וֹם </w:t>
+        <w:t xml:space="preserve"> הַשָּׁלִישִׁים֒ לְךָ֤ דָוִיד֙ וְעִמְּךָ֣ בֶן־יִשַׁ֔י שָׁל֨וֹם</w:t>
       </w:r>
       <w:r>
         <w:rPr>
@@ -18859,7 +18826,7 @@
           <w:shd w:val="clear" w:color="auto" w:fill="FFFFFF"/>
           <w:rtl/>
         </w:rPr>
-        <w:t xml:space="preserve">בְּלֶכְתּ֣וֹ אֶל־צִֽיקְלַ֗ג נָפְל֣וּ עָלָ֣יו </w:t>
+        <w:t>בְּלֶכְתּ֣וֹ אֶל־צִֽיקְלַ֗ג נָפְל֣וּ עָלָ֣יו</w:t>
       </w:r>
       <w:r>
         <w:rPr>
@@ -19772,7 +19739,7 @@
           <w:shd w:val="clear" w:color="auto" w:fill="FFFFFF"/>
           <w:rtl/>
         </w:rPr>
-        <w:t>וּמֵעֵ֣בֶר לַ֠יַּרְדֵּ֠ן מִן־הָראוּבֵנִ֨י וְהַגָּדִ֜י וַחֲצִ֣י ׀ שֵׁ֣בֶט מְנַשֶּׁ֗ה בְּכֹל֙ כְּלֵי֙ צְבָ֣א מִלְחָמָ֔ה מֵאָ֥ה וְעֶשְׂרִ֖ים אָֽלֶף׃</w:t>
+        <w:t>וּמֵעֵ֣בֶר לַ֠יַּרְדֵּ֠ן מִן־הָראוּבֵנִ֨י וְהַגָּדִ֜י וַחֲצִ֣י׀ שֵׁ֣בֶט מְנַשֶּׁ֗ה בְּכֹל֙ כְּלֵי֙ צְבָ֣א מִלְחָמָ֔ה מֵאָ֥ה וְעֶשְׂרִ֖ים אָֽלֶף׃</w:t>
       </w:r>
       <w:r>
         <w:rPr>
@@ -19878,7 +19845,7 @@
           <w:shd w:val="clear" w:color="auto" w:fill="FFFFFF"/>
           <w:rtl/>
         </w:rPr>
-        <w:t xml:space="preserve">וְגַ֣ם הַקְּרֽוֹבִים־אֲ֠לֵיהֶ֠ם עַד־יִשָּׂשכָ֨ר וּזְבֻל֜וּן וְנַפְתָּלִ֗י מְבִיאִ֣ים לֶ֡חֶם בַּחֲמוֹרִ֣ים וּבַגְּמַלִּ֣ים וּבַפְּרָדִ֣ים </w:t>
+        <w:t>וְגַ֣ם הַקְּרֽוֹבִים־אֲ֠לֵיהֶ֠ם עַד־יִשָּׂשכָ֨ר וּזְבֻל֜וּן וְנַפְתָּלִ֗י מְבִיאִ֣ים לֶ֡חֶם בַּחֲמוֹרִ֣ים וּבַגְּמַלִּ֣ים וּבַפְּרָדִ֣ים</w:t>
       </w:r>
       <w:r>
         <w:rPr>
@@ -19915,10 +19882,6 @@
     </w:p>
     <w:p>
       <w:pPr>
-        <w:bidi/>
-        <w:rPr>
-          <w:rFonts w:ascii="SBL Hebrew" w:hAnsi="SBL Hebrew" w:cs="SBL Hebrew"/>
-        </w:rPr>
         <w:sectPr>
           <w:type w:val="continuous"/>
           <w:pgSz w:w="16838" w:h="11906" w:orient="landscape"/>
@@ -20010,7 +19973,7 @@
           <w:shd w:val="clear" w:color="auto" w:fill="FFFFFF"/>
           <w:rtl/>
         </w:rPr>
-        <w:t xml:space="preserve">וַיֹּ֨אמֶר דָּוִ֜יד לְכֹ֣ל ׀ קְהַ֣ל יִשְׂרָאֵ֗ל אִם־עֲלֵיכֶ֨ם ט֜וֹב וּמִן־יְהֹוָ֣ה אֱלֹהֵ֗ינוּ נִפְרְצָה֙ נִשְׁלְחָ֞ה עַל־אַחֵ֣ינוּ הַנִּשְׁאָרִ֗ים בְּכֹל֙ אַרְצ֣וֹת יִשְׂרָאֵ֔ל וְעִמָּהֶ֛ם הַכֹּהֲנִ֥ים וְהַלְוִיִּ֖ם בְּעָרֵ֣י מִגְרְשֵׁיהֶ֑ם וְיִקָּבְצ֖וּ אֵלֵֽינוּ׃ </w:t>
+        <w:t xml:space="preserve">וַיֹּ֨אמֶר דָּוִ֜יד לְכֹ֣ל׀ קְהַ֣ל יִשְׂרָאֵ֗ל אִם־עֲלֵיכֶ֨ם ט֜וֹב וּמִן־יְהֹוָ֣ה אֱלֹהֵ֗ינוּ נִפְרְצָה֙ נִשְׁלְחָ֞ה עַל־אַחֵ֣ינוּ הַנִּשְׁאָרִ֗ים בְּכֹל֙ אַרְצ֣וֹת יִשְׂרָאֵ֔ל וְעִמָּהֶ֛ם הַכֹּהֲנִ֥ים וְהַלְוִיִּ֖ם בְּעָרֵ֣י מִגְרְשֵׁיהֶ֑ם וְיִקָּבְצ֖וּ אֵלֵֽינוּ׃ </w:t>
       </w:r>
       <w:r>
         <w:rPr>
@@ -20110,7 +20073,7 @@
           <w:shd w:val="clear" w:color="auto" w:fill="FFFFFF"/>
           <w:rtl/>
         </w:rPr>
-        <w:t xml:space="preserve">וַיַּ֨עַל דָּוִ֤יד וְכׇל־יִשְׂרָאֵל֙ בַּעֲלָ֔תָה אֶל־קִרְיַ֥ת יְעָרִ֖ים אֲשֶׁ֣ר לִֽיהוּדָ֑ה לְהַעֲל֣וֹת מִשָּׁ֗ם אֵת֩ אֲר֨וֹן הָאֱלֹהִ֧ים </w:t>
+        <w:t>וַיַּ֨עַל דָּוִ֤יד וְכׇל־יִשְׂרָאֵל֙ בַּעֲלָ֔תָה אֶל־קִרְיַ֥ת יְעָרִ֖ים אֲשֶׁ֣ר לִֽיהוּדָ֑ה לְהַעֲל֣וֹת מִשָּׁ֗ם אֵת֩ אֲר֨וֹן הָאֱלֹהִ֧ים</w:t>
       </w:r>
       <w:r>
         <w:rPr>
@@ -20358,10 +20321,6 @@
     </w:p>
     <w:p>
       <w:pPr>
-        <w:bidi/>
-        <w:rPr>
-          <w:rFonts w:ascii="SBL Hebrew" w:hAnsi="SBL Hebrew" w:cs="SBL Hebrew"/>
-        </w:rPr>
         <w:sectPr>
           <w:type w:val="continuous"/>
           <w:pgSz w:w="16838" w:h="11906" w:orient="landscape"/>
@@ -20948,10 +20907,6 @@
     </w:p>
     <w:p>
       <w:pPr>
-        <w:bidi/>
-        <w:rPr>
-          <w:rFonts w:ascii="SBL Hebrew" w:hAnsi="SBL Hebrew" w:cs="SBL Hebrew"/>
-        </w:rPr>
         <w:sectPr>
           <w:type w:val="continuous"/>
           <w:pgSz w:w="16838" w:h="11906" w:orient="landscape"/>
@@ -21042,7 +20997,7 @@
           <w:shd w:val="clear" w:color="auto" w:fill="FFFFFF"/>
           <w:rtl/>
         </w:rPr>
-        <w:t>אָ֚ז אָמַ֣ר דָּוִ֔יד לֹ֤א לָשֵׂאת֙ אֶת־אֲר֣וֹן הָאֱלֹהִ֔ים כִּ֖י אִם־הַלְוִיִּ֑ם כִּֽי־בָ֣ם ׀ בָּחַ֣ר יְהֹוָ֗ה לָשֵׂ֞את אֶת־אֲר֧וֹן יְהֹוָ֛ה וּֽלְשָׁרְת֖וֹ עַד־עוֹלָֽם׃</w:t>
+        <w:t>אָ֚ז אָמַ֣ר דָּוִ֔יד לֹ֤א לָשֵׂאת֙ אֶת־אֲר֣וֹן הָאֱלֹהִ֔ים כִּ֖י אִם־הַלְוִיִּ֑ם כִּֽי־בָ֣ם׀ בָּחַ֣ר יְהֹוָ֗ה לָשֵׂ֞את אֶת־אֲר֧וֹן יְהֹוָ֛ה וּֽלְשָׁרְת֖וֹ עַד־עוֹלָֽם׃</w:t>
       </w:r>
       <w:r>
         <w:rPr>
@@ -21782,7 +21737,7 @@
           <w:shd w:val="clear" w:color="auto" w:fill="FFFFFF"/>
           <w:rtl/>
         </w:rPr>
-        <w:t xml:space="preserve">וְעִמָּהֶ֖ם אֲחֵיהֶ֣ם הַמִּשְׁנִ֑ים זְכַרְיָ֡הוּ בֵּ֡ן וְיַעֲזִיאֵ֡ל וּשְׁמִירָמ֡וֹת וִיחִיאֵ֣ל </w:t>
+        <w:t>וְעִמָּהֶ֖ם אֲחֵיהֶ֣ם הַמִּשְׁנִ֑ים זְכַרְיָ֡הוּ בֵּ֡ן וְיַעֲזִיאֵ֡ל וּשְׁמִירָמ֡וֹת וִיחִיאֵ֣ל</w:t>
       </w:r>
       <w:r>
         <w:rPr>
@@ -22071,7 +22026,7 @@
           <w:shd w:val="clear" w:color="auto" w:fill="FFFFFF"/>
           <w:rtl/>
         </w:rPr>
-        <w:t xml:space="preserve">וְדָוִ֞יד מְכֻרְבָּ֣ל ׀ בִּמְעִ֣יל בּ֗וּץ וְכׇל־הַלְוִיִּם֙ הַנֹּשְׂאִ֣ים אֶת־הָאָר֔וֹן וְהַמְשֹׁ֣רְﬞרִ֔ים וּכְנַנְיָ֛ה הַשַּׂ֥ר הַמַּשָּׂ֖א הַמְשֹׁרְﬞרִ֑ים וְעַל־דָּוִ֖יד אֵפ֥וֹד בָּֽד׃ </w:t>
+        <w:t xml:space="preserve">וְדָוִ֞יד מְכֻרְבָּ֣ל׀ בִּמְעִ֣יל בּ֗וּץ וְכׇל־הַלְוִיִּם֙ הַנֹּשְׂאִ֣ים אֶת־הָאָר֔וֹן וְהַמְשֹׁ֣רְﬞרִ֔ים וּכְנַנְיָ֛ה הַשַּׂ֥ר הַמַּשָּׂ֖א הַמְשֹׁרְﬞרִ֑ים וְעַל־דָּוִ֖יד אֵפ֥וֹד בָּֽד׃ </w:t>
       </w:r>
       <w:r>
         <w:rPr>
@@ -22121,7 +22076,7 @@
           <w:shd w:val="clear" w:color="auto" w:fill="FFFFFF"/>
           <w:rtl/>
         </w:rPr>
-        <w:t>וַיְהִ֗י אֲרוֹן֙ בְּרִ֣ית יְהֹוָ֔ה בָּ֖א עַד־עִ֣יר דָּוִ֑יד וּמִיכַ֨ל בַּת־שָׁא֜וּל נִשְׁקְפָ֣ה ׀ בְּעַ֣ד הַחַלּ֗וֹן וַתֵּ֨רֶא אֶת־הַמֶּ֤לֶךְ דָּוִיד֙ מְרַקֵּ֣ד וּמְשַׂחֵ֔ק וַתִּ֥בֶז ל֖וֹ בְּלִבָּֽהּ׃</w:t>
+        <w:t>וַיְהִ֗י אֲרוֹן֙ בְּרִ֣ית יְהֹוָ֔ה בָּ֖א עַד־עִ֣יר דָּוִ֑יד וּמִיכַ֨ל בַּת־שָׁא֜וּל נִשְׁקְפָ֣ה׀ בְּעַ֣ד הַחַלּ֗וֹן וַתֵּ֨רֶא אֶת־הַמֶּ֤לֶךְ דָּוִיד֙ מְרַקֵּ֣ד וּמְשַׂחֵ֔ק וַתִּ֥בֶז ל֖וֹ בְּלִבָּֽהּ׃</w:t>
       </w:r>
       <w:r>
         <w:rPr>
@@ -22136,10 +22091,6 @@
     </w:p>
     <w:p>
       <w:pPr>
-        <w:bidi/>
-        <w:rPr>
-          <w:rFonts w:ascii="SBL Hebrew" w:hAnsi="SBL Hebrew" w:cs="SBL Hebrew"/>
-        </w:rPr>
         <w:sectPr>
           <w:type w:val="continuous"/>
           <w:pgSz w:w="16838" w:h="11906" w:orient="landscape"/>
@@ -25011,7 +24962,7 @@
           <w:szCs w:val="32"/>
           <w:rtl/>
         </w:rPr>
-        <w:t xml:space="preserve">וְאֵ֣ת ׀ צָד֣וֹק הַכֹּהֵ֗ן וְאֶחָיו֙ הַכֹּ֣הֲנִ֔ים לִפְנֵ֖י מִשְׁכַּ֣ן יְהֹוָ֑ה בַּבָּמָ֖ה אֲשֶׁ֥ר בְּגִבְעֽוֹן׃ </w:t>
+        <w:t xml:space="preserve">וְאֵ֣ת׀ צָד֣וֹק הַכֹּהֵ֗ן וְאֶחָיו֙ הַכֹּ֣הֲנִ֔ים לִפְנֵ֖י מִשְׁכַּ֣ן יְהֹוָ֑ה בַּבָּמָ֖ה אֲשֶׁ֥ר בְּגִבְעֽוֹן׃ </w:t>
       </w:r>
       <w:r>
         <w:rPr>
@@ -25129,10 +25080,6 @@
     </w:p>
     <w:p>
       <w:pPr>
-        <w:bidi/>
-        <w:rPr>
-          <w:rFonts w:ascii="SBL Hebrew" w:hAnsi="SBL Hebrew" w:cs="SBL Hebrew"/>
-        </w:rPr>
         <w:sectPr>
           <w:type w:val="continuous"/>
           <w:pgSz w:w="16838" w:h="11906" w:orient="landscape"/>
@@ -25806,7 +25753,7 @@
           <w:shd w:val="clear" w:color="auto" w:fill="FFFFFF"/>
           <w:rtl/>
         </w:rPr>
-        <w:t xml:space="preserve">וַ֠תִּתֵּ֠ן אֶת־עַמְּךָ֨ יִשְׂרָאֵ֧ל </w:t>
+        <w:t>וַ֠תִּתֵּ֠ן אֶת־עַמְּךָ֨ יִשְׂרָאֵ֧ל</w:t>
       </w:r>
       <w:r>
         <w:rPr>
@@ -25903,7 +25850,7 @@
           <w:shd w:val="clear" w:color="auto" w:fill="FFFFFF"/>
           <w:rtl/>
         </w:rPr>
-        <w:t xml:space="preserve">כִּ֣י ׀ אַתָּ֣ה אֱלֹהַ֗י גָּלִ֙יתָ֙ אֶת־אֹ֣זֶן עַבְדְּךָ֔ לִבְנ֥וֹת ל֖וֹ בָּ֑יִת עַל־כֵּן֙ מָצָ֣א עַבְדְּךָ֔ לְהִתְפַּלֵּ֖ל לְפָנֶֽיךָ׃ </w:t>
+        <w:t xml:space="preserve">כִּ֣י׀ אַתָּ֣ה אֱלֹהַ֗י גָּלִ֙יתָ֙ אֶת־אֹ֣זֶן עַבְדְּךָ֔ לִבְנ֥וֹת ל֖וֹ בָּ֑יִת עַל־כֵּן֙ מָצָ֣א עַבְדְּךָ֔ לְהִתְפַּלֵּ֖ל לְפָנֶֽיךָ׃ </w:t>
       </w:r>
       <w:r>
         <w:rPr>
@@ -25968,10 +25915,6 @@
     </w:p>
     <w:p>
       <w:pPr>
-        <w:bidi/>
-        <w:rPr>
-          <w:rFonts w:ascii="SBL Hebrew" w:hAnsi="SBL Hebrew" w:cs="SBL Hebrew"/>
-        </w:rPr>
         <w:sectPr>
           <w:type w:val="continuous"/>
           <w:pgSz w:w="16838" w:h="11906" w:orient="landscape"/>
@@ -26224,7 +26167,7 @@
           <w:shd w:val="clear" w:color="auto" w:fill="FFFFFF"/>
           <w:rtl/>
         </w:rPr>
-        <w:t>וּמִטִּבְחַ֤ת וּמִכּוּן֙ עָרֵ֣י הֲדַדְעֶ֔זֶר לָקַ֥ח דָּוִ֛יד נְחֹ֖שֶׁת רַבָּ֣ה מְאֹ֑ד בָּ֣הּ ׀ עָשָׂ֣ה שְׁלֹמֹ֗ה אֶת־יָ֤ם הַנְּחֹ֙שֶׁת֙ וְאֶת־הָֽעַמּוּדִ֔ים וְאֵ֖ת כְּלֵ֥י הַנְּחֹֽשֶׁת׃</w:t>
+        <w:t>וּמִטִּבְחַ֤ת וּמִכּוּן֙ עָרֵ֣י הֲדַדְעֶ֔זֶר לָקַ֥ח דָּוִ֛יד נְחֹ֖שֶׁת רַבָּ֣ה מְאֹ֑ד בָּ֣הּ׀ עָשָׂ֣ה שְׁלֹמֹ֗ה אֶת־יָ֤ם הַנְּחֹ֙שֶׁת֙ וְאֶת־הָֽעַמּוּדִ֔ים וְאֵ֖ת כְּלֵ֥י הַנְּחֹֽשֶׁת׃</w:t>
       </w:r>
       <w:r>
         <w:rPr>
@@ -26506,10 +26449,6 @@
     </w:p>
     <w:p>
       <w:pPr>
-        <w:bidi/>
-        <w:rPr>
-          <w:rFonts w:ascii="SBL Hebrew" w:hAnsi="SBL Hebrew" w:cs="SBL Hebrew"/>
-        </w:rPr>
         <w:sectPr>
           <w:type w:val="continuous"/>
           <w:pgSz w:w="16838" w:h="11906" w:orient="landscape"/>
@@ -26600,7 +26539,7 @@
           <w:shd w:val="clear" w:color="auto" w:fill="FFFFFF"/>
           <w:rtl/>
         </w:rPr>
-        <w:t xml:space="preserve">וַיֹּ֨אמֶר דָּוִ֜יד אֶעֱשֶׂה־חֶ֣סֶד ׀ עִם־חָנ֣וּן בֶּן־נָחָ֗שׁ כִּֽי־עָשָׂ֨ה אָבִ֤יו עִמִּי֙ חֶ֔סֶד וַיִּשְׁלַ֥ח דָּוִ֛יד מַלְאָכִ֖ים לְנַחֲמ֣וֹ עַל־אָבִ֑יו וַיָּבֹ֩אוּ֩ עַבְדֵ֨י דָוִ֜יד אֶל־אֶ֧רֶץ בְּנֵֽי־עַמּ֛וֹן אֶל־חָנ֖וּן לְנַחֲמֽוֹ׃ </w:t>
+        <w:t xml:space="preserve">וַיֹּ֨אמֶר דָּוִ֜יד אֶעֱשֶׂה־חֶ֣סֶד׀ עִם־חָנ֣וּן בֶּן־נָחָ֗שׁ כִּֽי־עָשָׂ֨ה אָבִ֤יו עִמִּי֙ חֶ֔סֶד וַיִּשְׁלַ֥ח דָּוִ֛יד מַלְאָכִ֖ים לְנַחֲמ֣וֹ עַל־אָבִ֑יו וַיָּבֹ֩אוּ֩ עַבְדֵ֨י דָוִ֜יד אֶל־אֶ֧רֶץ בְּנֵֽי־עַמּ֛וֹן אֶל־חָנ֖וּן לְנַחֲמֽוֹ׃ </w:t>
       </w:r>
       <w:r>
         <w:rPr>
@@ -27174,10 +27113,6 @@
     </w:p>
     <w:p>
       <w:pPr>
-        <w:bidi/>
-        <w:rPr>
-          <w:rFonts w:ascii="SBL Hebrew" w:hAnsi="SBL Hebrew" w:cs="SBL Hebrew"/>
-        </w:rPr>
         <w:sectPr>
           <w:type w:val="continuous"/>
           <w:pgSz w:w="16838" w:h="11906" w:orient="landscape"/>
@@ -27243,7 +27178,7 @@
           <w:shd w:val="clear" w:color="auto" w:fill="FFFFFF"/>
           <w:rtl/>
         </w:rPr>
-        <w:t xml:space="preserve">וַיְהִ֡י לְעֵת֩ תְּשׁוּבַ֨ת הַשָּׁנָ֜ה לְעֵ֣ת ׀ צֵ֣את הַמְּלָכִ֗ים וַיִּנְהַ֣ג יוֹאָב֩ אֶת־חֵ֨יל הַצָּבָ֜א וַיַּשְׁחֵ֣ת ׀ אֶת־אֶ֣רֶץ בְּנֵי־עַמּ֗וֹן וַיָּבֹא֙ וַיָּ֣צַר אֶת־רַבָּ֔ה וְדָוִ֖יד יֹשֵׁ֣ב בִּירוּשָׁלָ֑͏ִם וַיַּ֥ךְ יוֹאָ֛ב אֶת־רַבָּ֖ה וַיֶּהֶרְסֶֽהָ׃ </w:t>
+        <w:t xml:space="preserve">וַיְהִ֡י לְעֵת֩ תְּשׁוּבַ֨ת הַשָּׁנָ֜ה לְעֵ֣ת׀ צֵ֣את הַמְּלָכִ֗ים וַיִּנְהַ֣ג יוֹאָב֩ אֶת־חֵ֨יל הַצָּבָ֜א וַיַּשְׁחֵ֣ת׀ אֶת־אֶ֣רֶץ בְּנֵי־עַמּ֗וֹן וַיָּבֹא֙ וַיָּ֣צַר אֶת־רַבָּ֔ה וְדָוִ֖יד יֹשֵׁ֣ב בִּירוּשָׁלָ֑͏ִם וַיַּ֥ךְ יוֹאָ֛ב אֶת־רַבָּ֖ה וַיֶּהֶרְסֶֽהָ׃ </w:t>
       </w:r>
       <w:r>
         <w:rPr>
@@ -27268,7 +27203,7 @@
           <w:shd w:val="clear" w:color="auto" w:fill="FFFFFF"/>
           <w:rtl/>
         </w:rPr>
-        <w:t xml:space="preserve">וַיִּקַּ֣ח דָּוִ֣יד אֶת־עֲטֶֽרֶת־מַלְכָּם֩ מֵעַ֨ל רֹאשׁ֜וֹ וַֽיִּמְצָאָ֣הּ ׀ מִשְׁקַ֣ל כִּכַּר־זָהָ֗ב וּבָהּ֙ אֶ֣בֶן יְקָרָ֔ה וַתְּהִ֖י עַל־רֹ֣אשׁ דָּוִ֑יד וּשְׁלַ֥ל הָעִ֛יר הוֹצִ֖יא הַרְבֵּ֥ה מְאֹֽד׃ </w:t>
+        <w:t xml:space="preserve">וַיִּקַּ֣ח דָּוִ֣יד אֶת־עֲטֶֽרֶת־מַלְכָּם֩ מֵעַ֨ל רֹאשׁ֜וֹ וַֽיִּמְצָאָ֣הּ׀ מִשְׁקַ֣ל כִּכַּר־זָהָ֗ב וּבָהּ֙ אֶ֣בֶן יְקָרָ֔ה וַתְּהִ֖י עַל־רֹ֣אשׁ דָּוִ֑יד וּשְׁלַ֥ל הָעִ֛יר הוֹצִ֖יא הַרְבֵּ֥ה מְאֹֽד׃ </w:t>
       </w:r>
       <w:r>
         <w:rPr>
@@ -27442,7 +27377,7 @@
           <w:shd w:val="clear" w:color="auto" w:fill="FFFFFF"/>
           <w:rtl/>
         </w:rPr>
-        <w:t xml:space="preserve">וַתְּהִי־ע֥וֹד מִלְחָמָ֖ה בְּגַ֑ת וַיְהִ֣י ׀ אִ֣ישׁ מִדָּ֗ה וְאֶצְבְּעֹתָ֤יו שֵׁשׁ־וָשֵׁשׁ֙ עֶשְׂרִ֣ים וְאַרְבַּ֔ע וְגַם־ה֖וּא נוֹלַ֥ד לְהָרָפָֽא׃ </w:t>
+        <w:t xml:space="preserve">וַתְּהִי־ע֥וֹד מִלְחָמָ֖ה בְּגַ֑ת וַיְהִ֣י׀ אִ֣ישׁ מִדָּ֗ה וְאֶצְבְּעֹתָ֤יו שֵׁשׁ־וָשֵׁשׁ֙ עֶשְׂרִ֣ים וְאַרְבַּ֔ע וְגַם־ה֖וּא נוֹלַ֥ד לְהָרָפָֽא׃ </w:t>
       </w:r>
       <w:r>
         <w:rPr>
@@ -27518,10 +27453,6 @@
     </w:p>
     <w:p>
       <w:pPr>
-        <w:bidi/>
-        <w:rPr>
-          <w:rFonts w:ascii="SBL Hebrew" w:hAnsi="SBL Hebrew" w:cs="SBL Hebrew"/>
-        </w:rPr>
         <w:sectPr>
           <w:type w:val="continuous"/>
           <w:pgSz w:w="16838" w:h="11906" w:orient="landscape"/>
@@ -27637,7 +27568,7 @@
           <w:shd w:val="clear" w:color="auto" w:fill="FFFFFF"/>
           <w:rtl/>
         </w:rPr>
-        <w:t xml:space="preserve">וַיֹּ֣אמֶר יוֹאָ֗ב יוֹסֵף֩ יְהֹוָ֨ה עַל־עַמּ֤וֹ </w:t>
+        <w:t>וַיֹּ֣אמֶר יוֹאָ֗ב יוֹסֵף֩ יְהֹוָ֨ה עַל־עַמּ֤וֹ</w:t>
       </w:r>
       <w:r>
         <w:rPr>
@@ -27935,7 +27866,7 @@
           <w:shd w:val="clear" w:color="auto" w:fill="FFFFFF"/>
           <w:rtl/>
         </w:rPr>
-        <w:t xml:space="preserve">אִם־שָׁל֨וֹשׁ שָׁנִ֜ים רָעָ֗ב וְאִם־שְׁלֹשָׁ֨ה חֳדָשִׁ֜ים נִסְפֶּ֥ה מִפְּנֵֽי־צָרֶ֘יךָ֮ וְחֶ֣רֶב אוֹיְבֶ֣יךָ </w:t>
+        <w:t>אִם־שָׁל֨וֹשׁ שָׁנִ֜ים רָעָ֗ב וְאִם־שְׁלֹשָׁ֨ה חֳדָשִׁ֜ים נִסְפֶּ֥ה מִפְּנֵֽי־צָרֶ֘יךָ֮ וְחֶ֣רֶב אוֹיְבֶ֣יךָ</w:t>
       </w:r>
       <w:r>
         <w:rPr>
@@ -28052,7 +27983,7 @@
           <w:shd w:val="clear" w:color="auto" w:fill="FFFFFF"/>
           <w:rtl/>
         </w:rPr>
-        <w:t xml:space="preserve">וַיִּשְׁלַח֩ הָאֱלֹהִ֨ים </w:t>
+        <w:t>וַיִּשְׁלַח֩ הָאֱלֹהִ֨ים</w:t>
       </w:r>
       <w:r>
         <w:rPr>
@@ -28074,7 +28005,7 @@
           <w:shd w:val="clear" w:color="auto" w:fill="FFFFFF"/>
           <w:rtl/>
         </w:rPr>
-        <w:t xml:space="preserve">  מַלְאָ֥ךְ </w:t>
+        <w:t xml:space="preserve">  מַלְאָ֥ךְ</w:t>
       </w:r>
       <w:r>
         <w:rPr>
@@ -28223,7 +28154,7 @@
           <w:shd w:val="clear" w:color="auto" w:fill="FFFFFF"/>
           <w:rtl/>
         </w:rPr>
-        <w:t xml:space="preserve">וּמַלְאַ֧ךְ יְהֹוָ֛ה אָמַ֥ר אֶל־גָּ֖ד לֵאמֹ֣ר לְדָוִ֑יד כִּ֣י ׀ יַעֲלֶ֣ה דָוִ֗יד לְהָקִ֤ים מִזְבֵּ֙חַ֙ לַֽיהֹוָ֔ה בְּגֹ֖רֶן אׇרְנָ֥ן הַיְבֻסִֽי׃ </w:t>
+        <w:t xml:space="preserve">וּמַלְאַ֧ךְ יְהֹוָ֛ה אָמַ֥ר אֶל־גָּ֖ד לֵאמֹ֣ר לְדָוִ֑יד כִּ֣י׀ יַעֲלֶ֣ה דָוִ֗יד לְהָקִ֤ים מִזְבֵּ֙חַ֙ לַֽיהֹוָ֔ה בְּגֹ֖רֶן אׇרְנָ֥ן הַיְבֻסִֽי׃ </w:t>
       </w:r>
       <w:r>
         <w:rPr>
@@ -28558,10 +28489,6 @@
     </w:p>
     <w:p>
       <w:pPr>
-        <w:bidi/>
-        <w:rPr>
-          <w:rFonts w:ascii="SBL Hebrew" w:hAnsi="SBL Hebrew" w:cs="SBL Hebrew"/>
-        </w:rPr>
         <w:sectPr>
           <w:type w:val="continuous"/>
           <w:pgSz w:w="16838" w:h="11906" w:orient="landscape"/>
@@ -28709,7 +28636,7 @@
           <w:shd w:val="clear" w:color="auto" w:fill="FFFFFF"/>
           <w:rtl/>
         </w:rPr>
-        <w:t xml:space="preserve">וּבַרְזֶ֣ל </w:t>
+        <w:t>וּבַרְזֶ֣ל</w:t>
       </w:r>
       <w:r>
         <w:rPr>
@@ -28812,7 +28739,7 @@
           <w:shd w:val="clear" w:color="auto" w:fill="FFFFFF"/>
           <w:rtl/>
         </w:rPr>
-        <w:t xml:space="preserve">וַיֹּ֣אמֶר דָּוִ֗יד שְׁלֹמֹ֣ה בְנִי֮ נַ֣עַר וָרָךְ֒ וְהַבַּ֜יִת לִבְנ֣וֹת לַֽיהֹוָ֗ה לְהַגְדִּ֨יל </w:t>
+        <w:t>וַיֹּ֣אמֶר דָּוִ֗יד שְׁלֹמֹ֣ה בְנִי֮ נַ֣עַר וָרָךְ֒ וְהַבַּ֜יִת לִבְנ֣וֹת לַֽיהֹוָ֗ה לְהַגְדִּ֨יל</w:t>
       </w:r>
       <w:r>
         <w:rPr>
@@ -29221,7 +29148,7 @@
           <w:shd w:val="clear" w:color="auto" w:fill="FFFFFF"/>
           <w:rtl/>
         </w:rPr>
-        <w:t xml:space="preserve">הֲלֹ֨א יְהֹוָ֤ה אֱלֹֽהֵיכֶם֙ עִמָּכֶ֔ם וְהֵנִ֥יחַ לָכֶ֖ם מִסָּבִ֑יב כִּ֣י ׀ נָתַ֣ן בְּיָדִ֗י אֵ֚ת יֹשְׁבֵ֣י הָאָ֔רֶץ וְנִכְבְּשָׁ֥ה הָאָ֛רֶץ לִפְנֵ֥י יְהֹוָ֖ה וְלִפְנֵ֥י עַמּֽוֹ׃ </w:t>
+        <w:t xml:space="preserve">הֲלֹ֨א יְהֹוָ֤ה אֱלֹֽהֵיכֶם֙ עִמָּכֶ֔ם וְהֵנִ֥יחַ לָכֶ֖ם מִסָּבִ֑יב כִּ֣י׀ נָתַ֣ן בְּיָדִ֗י אֵ֚ת יֹשְׁבֵ֣י הָאָ֔רֶץ וְנִכְבְּשָׁ֥ה הָאָ֛רֶץ לִפְנֵ֥י יְהֹוָ֖ה וְלִפְנֵ֥י עַמּֽוֹ׃ </w:t>
       </w:r>
       <w:r>
         <w:rPr>
@@ -29272,10 +29199,6 @@
     </w:p>
     <w:p>
       <w:pPr>
-        <w:bidi/>
-        <w:rPr>
-          <w:rFonts w:ascii="SBL Hebrew" w:hAnsi="SBL Hebrew" w:cs="SBL Hebrew"/>
-        </w:rPr>
         <w:sectPr>
           <w:type w:val="continuous"/>
           <w:pgSz w:w="16838" w:h="11906" w:orient="landscape"/>
@@ -30408,10 +30331,6 @@
     </w:p>
     <w:p>
       <w:pPr>
-        <w:bidi/>
-        <w:rPr>
-          <w:rFonts w:ascii="SBL Hebrew" w:hAnsi="SBL Hebrew" w:cs="SBL Hebrew"/>
-        </w:rPr>
         <w:sectPr>
           <w:type w:val="continuous"/>
           <w:pgSz w:w="16838" w:h="11906" w:orient="landscape"/>
@@ -30622,7 +30541,7 @@
           <w:shd w:val="clear" w:color="auto" w:fill="FFFFFF"/>
           <w:rtl/>
         </w:rPr>
-        <w:t xml:space="preserve">וַֽיִּכְתְּבֵ֡ם שְֽׁמַעְיָה֩ בֶן־נְתַנְאֵ֨ל הַסּוֹפֵ֜ר מִן־הַלֵּוִ֗י לִפְנֵ֨י הַמֶּ֤לֶךְ וְהַשָּׂרִים֙ וְצָד֣וֹק הַכֹּהֵ֗ן וַאֲחִימֶ֙לֶךְ֙ בֶּן־אֶבְיָתָ֔ר וְרָאשֵׁי֙ הָאָב֔וֹת לַכֹּהֲנִ֖ים וְלַלְוִיִּ֑ם בֵּֽית־אָ֣ב אֶחָ֗ד אָחֻז֙ לְאֶלְעָזָ֔ר וְאָחֻ֥ז </w:t>
+        <w:t>וַֽיִּכְתְּבֵ֡ם שְֽׁמַעְיָה֩ בֶן־נְתַנְאֵ֨ל הַסּוֹפֵ֜ר מִן־הַלֵּוִ֗י לִפְנֵ֨י הַמֶּ֤לֶךְ וְהַשָּׂרִים֙ וְצָד֣וֹק הַכֹּהֵ֗ן וַאֲחִימֶ֙לֶךְ֙ בֶּן־אֶבְיָתָ֔ר וְרָאשֵׁי֙ הָאָב֔וֹת לַכֹּהֲנִ֖ים וְלַלְוִיִּ֑ם בֵּֽית־אָ֣ב אֶחָ֗ד אָחֻז֙ לְאֶלְעָזָ֔ר וְאָחֻ֥ז</w:t>
       </w:r>
       <w:r>
         <w:rPr>
@@ -32569,7 +32488,7 @@
           <w:shd w:val="clear" w:color="auto" w:fill="FFFFFF"/>
           <w:rtl/>
         </w:rPr>
-        <w:t>וַיַּפִּ֩ילוּ֩ גַם־הֵ֨ם גּוֹרָל֜וֹת לְעֻמַּ֣ת ׀ אֲחֵיהֶ֣ם בְּנֵי־אַהֲרֹ֗ן לִפְנֵ֨י דָוִ֤יד הַמֶּ֙לֶךְ֙ וְצָד֣וֹק וַאֲחִימֶ֔לֶךְ וְרָאשֵׁי֙ הָאָב֔וֹת לַכֹּהֲנִ֖ים וְלַלְוִיִּ֑ם אָב֣וֹת הָרֹ֔אשׁ לְעֻמַּ֖ת אָחִ֥יו הַקָּטָֽן׃</w:t>
+        <w:t>וַיַּפִּ֩ילוּ֩ גַם־הֵ֨ם גּוֹרָל֜וֹת לְעֻמַּ֣ת׀ אֲחֵיהֶ֣ם בְּנֵי־אַהֲרֹ֗ן לִפְנֵ֨י דָוִ֤יד הַמֶּ֙לֶךְ֙ וְצָד֣וֹק וַאֲחִימֶ֔לֶךְ וְרָאשֵׁי֙ הָאָב֔וֹת לַכֹּהֲנִ֖ים וְלַלְוִיִּ֑ם אָב֣וֹת הָרֹ֔אשׁ לְעֻמַּ֖ת אָחִ֥יו הַקָּטָֽן׃</w:t>
       </w:r>
       <w:r>
         <w:rPr>
@@ -32584,10 +32503,6 @@
     </w:p>
     <w:p>
       <w:pPr>
-        <w:bidi/>
-        <w:rPr>
-          <w:rFonts w:ascii="SBL Hebrew" w:hAnsi="SBL Hebrew" w:cs="SBL Hebrew"/>
-        </w:rPr>
         <w:sectPr>
           <w:type w:val="continuous"/>
           <w:pgSz w:w="16838" w:h="11906" w:orient="landscape"/>
@@ -34765,10 +34680,6 @@
     </w:p>
     <w:p>
       <w:pPr>
-        <w:bidi/>
-        <w:rPr>
-          <w:rFonts w:ascii="SBL Hebrew" w:hAnsi="SBL Hebrew" w:cs="SBL Hebrew"/>
-        </w:rPr>
         <w:sectPr>
           <w:type w:val="continuous"/>
           <w:pgSz w:w="16838" w:h="11906" w:orient="landscape"/>
@@ -35040,7 +34951,7 @@
           <w:shd w:val="clear" w:color="auto" w:fill="FFFFFF"/>
           <w:rtl/>
         </w:rPr>
-        <w:t xml:space="preserve">כׇּל־אֵ֜לֶּה מִבְּנֵ֣י ׀ עֹבֵ֣ד אֱדֹ֗ם הֵ֤מָּה וּבְנֵיהֶם֙ וַאֲחֵיהֶ֔ם אִֽישׁ־חַ֥יִל בַּכֹּ֖חַ לַעֲבֹדָ֑ה שִׁשִּׁ֥ים וּשְׁנַ֖יִם לְעֹבֵ֥ד אֱדֹֽם׃ </w:t>
+        <w:t xml:space="preserve">כׇּל־אֵ֜לֶּה מִבְּנֵ֣י׀ עֹבֵ֣ד אֱדֹ֗ם הֵ֤מָּה וּבְנֵיהֶם֙ וַאֲחֵיהֶ֔ם אִֽישׁ־חַ֥יִל בַּכֹּ֖חַ לַעֲבֹדָ֑ה שִׁשִּׁ֥ים וּשְׁנַ֖יִם לְעֹבֵ֥ד אֱדֹֽם׃ </w:t>
       </w:r>
       <w:r>
         <w:rPr>
@@ -35252,7 +35163,7 @@
           <w:shd w:val="clear" w:color="auto" w:fill="FFFFFF"/>
           <w:rtl/>
         </w:rPr>
-        <w:t xml:space="preserve">וַיִּפֹּ֧ל הַגּוֹרָ֛ל מִזְרָ֖חָה לְשֶׁלֶמְיָ֑הוּ וּזְכַרְיָ֨הוּ בְנ֜וֹ יוֹעֵ֣ץ ׀ בְּשֶׂ֗כֶל הִפִּ֙ילוּ֙ גּֽוֹרָל֔וֹת וַיֵּצֵ֥א גוֹרָל֖וֹ צָפֽוֹנָה׃ </w:t>
+        <w:t xml:space="preserve">וַיִּפֹּ֧ל הַגּוֹרָ֛ל מִזְרָ֖חָה לְשֶׁלֶמְיָ֑הוּ וּזְכַרְיָ֨הוּ בְנ֜וֹ יוֹעֵ֣ץ׀ בְּשֶׂ֗כֶל הִפִּ֙ילוּ֙ גּֽוֹרָל֔וֹת וַיֵּצֵ֥א גוֹרָל֖וֹ צָפֽוֹנָה׃ </w:t>
       </w:r>
       <w:r>
         <w:rPr>
@@ -35935,10 +35846,6 @@
     </w:p>
     <w:p>
       <w:pPr>
-        <w:bidi/>
-        <w:rPr>
-          <w:rFonts w:ascii="SBL Hebrew" w:hAnsi="SBL Hebrew" w:cs="SBL Hebrew"/>
-        </w:rPr>
         <w:sectPr>
           <w:type w:val="continuous"/>
           <w:pgSz w:w="16838" w:h="11906" w:orient="landscape"/>
@@ -36004,7 +35911,7 @@
           <w:shd w:val="clear" w:color="auto" w:fill="FFFFFF"/>
           <w:rtl/>
         </w:rPr>
-        <w:t xml:space="preserve">וּבְנֵ֣י יִשְׂרָאֵ֣ל </w:t>
+        <w:t>וּבְנֵ֣י יִשְׂרָאֵ֣ל</w:t>
       </w:r>
       <w:r>
         <w:rPr>
@@ -36026,7 +35933,7 @@
           <w:shd w:val="clear" w:color="auto" w:fill="FFFFFF"/>
           <w:rtl/>
         </w:rPr>
-        <w:t xml:space="preserve">  לְֽמִסְפָּרָ֡ם רָאשֵׁ֣י הָאָב֣וֹת וְשָׂרֵ֣י הָאֲלָפִ֣ים </w:t>
+        <w:t xml:space="preserve">  לְֽמִסְפָּרָ֡ם רָאשֵׁ֣י הָאָב֣וֹת וְשָׂרֵ֣י הָאֲלָפִ֣י</w:t>
       </w:r>
       <w:r>
         <w:rPr>
@@ -36048,7 +35955,7 @@
           <w:shd w:val="clear" w:color="auto" w:fill="FFFFFF"/>
           <w:rtl/>
         </w:rPr>
-        <w:t xml:space="preserve"> וְהַמֵּא֡וֹת וְשֹׁטְרֵיהֶם֩ הַמְשָׁרְתִ֨ים אֶת־הַמֶּ֜לֶךְ לְכֹ֣ל ׀ דְּבַ֣ר הַֽמַּחְלְק֗וֹת הַבָּאָ֤ה וְהַיֹּצֵאת֙ חֹ֣דֶשׁ בְּחֹ֔דֶשׁ לְכֹ֖ל חׇדְשֵׁ֣י הַשָּׁנָ֑ה הַֽמַּחֲלֹ֙קֶת֙ הָאַחַ֔ת עֶשְׂרִ֥ים וְאַרְבָּעָ֖ה אָֽלֶף׃</w:t>
+        <w:t xml:space="preserve"> וְהַמֵּא֡וֹת וְשֹׁטְרֵיהֶם֩ הַמְשָׁרְתִ֨ים אֶת־הַמֶּ֜לֶךְ לְכֹ֣ל׀ דְּבַ֣ר הַֽמַּחְלְק֗וֹת הַבָּאָ֤ה וְהַיֹּצֵאת֙ חֹ֣דֶשׁ בְּחֹ֔דֶשׁ לְכֹ֖ל חׇדְשֵׁ֣י הַשָּׁנָ֑ה הַֽמַּחֲלֹ֙קֶת֙ הָאַחַ֔ת עֶשְׂרִ֥ים וְאַרְבָּעָ֖ה אָֽלֶף׃</w:t>
       </w:r>
       <w:r>
         <w:rPr>
@@ -36077,9 +35984,6 @@
         <w:bidi/>
         <w:spacing w:before="120" w:after="0" w:line="240" w:lineRule="auto"/>
         <w:jc w:val="both"/>
-        <w:rPr>
-          <w:rFonts w:ascii="SBL Hebrew" w:hAnsi="SBL Hebrew" w:cs="SBL Hebrew"/>
-        </w:rPr>
       </w:pPr>
       <w:r>
         <w:rPr>
@@ -36194,7 +36098,7 @@
           <w:shd w:val="clear" w:color="auto" w:fill="FFFFFF"/>
           <w:rtl/>
         </w:rPr>
-        <w:t>וְעַ֞ל מַחֲלֹ֣קֶת ׀ הַחֹ֣דֶשׁ הַשֵּׁנִ֗י דּוֹדַ֤י הָֽאֲחוֹחִי֙ וּמַ֣חֲלֻקְתּ֔וֹ וּמִקְל֖וֹת הַנָּגִ֑יד וְעַל֙ מַחֲלֻקְתּ֔וֹ עֶשְׂרִ֥ים וְאַרְבָּעָ֖ה אָֽלֶף׃</w:t>
+        <w:t>וְעַ֞ל מַחֲלֹ֣קֶת׀ הַחֹ֣דֶשׁ הַשֵּׁנִ֗י דּוֹדַ֤י הָֽאֲחוֹחִי֙ וּמַ֣חֲלֻקְתּ֔וֹ וּמִקְל֖וֹת הַנָּגִ֑יד וְעַל֙ מַחֲלֻקְתּ֔וֹ עֶשְׂרִ֥ים וְאַרְבָּעָ֖ה אָֽלֶף׃</w:t>
       </w:r>
       <w:r>
         <w:rPr>
@@ -36557,18 +36461,18 @@
           <w:shd w:val="clear" w:color="auto" w:fill="FFFFFF"/>
           <w:rtl/>
         </w:rPr>
-        <w:t>לבנימיני</w:t>
-      </w:r>
-      <w:r>
-        <w:rPr>
-          <w:rFonts w:ascii="SBL Hebrew" w:hAnsi="SBL Hebrew" w:cs="SBL Hebrew"/>
-          <w:color w:val="993300"/>
-          <w:sz w:val="32"/>
-          <w:szCs w:val="32"/>
-          <w:shd w:val="clear" w:color="auto" w:fill="FFFFFF"/>
-          <w:rtl/>
-        </w:rPr>
-        <w:t xml:space="preserve"> ]לַבֵּ֣ן </w:t>
+        <w:t xml:space="preserve">לבנימיני </w:t>
+      </w:r>
+      <w:r>
+        <w:rPr>
+          <w:rFonts w:ascii="SBL Hebrew" w:hAnsi="SBL Hebrew" w:cs="SBL Hebrew"/>
+          <w:color w:val="993300"/>
+          <w:sz w:val="32"/>
+          <w:szCs w:val="32"/>
+          <w:shd w:val="clear" w:color="auto" w:fill="FFFFFF"/>
+          <w:rtl/>
+        </w:rPr>
+        <w:t>[לַבֵּ֣ן</w:t>
       </w:r>
       <w:r>
         <w:rPr>
@@ -38033,10 +37937,6 @@
     </w:p>
     <w:p>
       <w:pPr>
-        <w:bidi/>
-        <w:rPr>
-          <w:rFonts w:ascii="SBL Hebrew" w:hAnsi="SBL Hebrew" w:cs="SBL Hebrew"/>
-        </w:rPr>
         <w:sectPr>
           <w:type w:val="continuous"/>
           <w:pgSz w:w="16838" w:h="11906" w:orient="landscape"/>
@@ -38102,7 +38002,7 @@
           <w:shd w:val="clear" w:color="auto" w:fill="FFFFFF"/>
           <w:rtl/>
         </w:rPr>
-        <w:t xml:space="preserve">וַיַּקְהֵ֣ל דָּוִ֣יד אֶת־כׇּל־שָׂרֵ֣י יִשְׂרָאֵ֡ל שָׂרֵ֣י הַשְּׁבָטִ֣ים וְשָׂרֵ֣י הַמַּחְלְק֣וֹת הַמְשָׁרְתִ֪ים אֶת־הַמֶּ֟לֶךְ וְשָׂרֵ֣י הָאֲלָפִ֣ים וְשָׂרֵ֣י הַמֵּא֡וֹת וְשָׂרֵ֣י כׇל־רְכוּשׁ־וּמִקְנֶה֩ </w:t>
+        <w:t>וַיַּקְהֵ֣ל דָּוִ֣יד אֶת־כׇּל־שָׂרֵ֣י יִשְׂרָאֵ֡ל שָׂרֵ֣י הַשְּׁבָטִ֣ים וְשָׂרֵ֣י הַמַּחְלְק֣וֹת הַמְשָׁרְתִ֪ים אֶת־הַמֶּ֟לֶךְ וְשָׂרֵ֣י הָאֲלָפִ֣ים וְשָׂרֵ֣י הַמֵּא֡וֹת וְשָׂרֵ֣י כׇל־רְכוּשׁ־וּמִקְנֶה֩</w:t>
       </w:r>
       <w:r>
         <w:rPr>
@@ -38349,7 +38249,7 @@
           <w:shd w:val="clear" w:color="auto" w:fill="FFFFFF"/>
           <w:rtl/>
         </w:rPr>
-        <w:t>רְאֵ֣ה ׀ עַתָּ֗ה כִּֽי־יְהֹוָ֛ה בָּ֧חַר בְּךָ֛ לִבְנֽוֹת־בַּ֥יִת לַמִּקְדָּ֖שׁ חֲזַ֥ק וַעֲשֵֽׂה׃</w:t>
+        <w:t>רְאֵ֣ה׀ עַתָּ֗ה כִּֽי־יְהֹוָ֛ה בָּ֧חַר בְּךָ֛ לִבְנֽוֹת־בַּ֥יִת לַמִּקְדָּ֖שׁ חֲזַ֥ק וַעֲשֵֽׂה׃</w:t>
       </w:r>
       <w:r>
         <w:rPr>
@@ -38702,10 +38602,6 @@
     </w:p>
     <w:p>
       <w:pPr>
-        <w:bidi/>
-        <w:rPr>
-          <w:rFonts w:ascii="SBL Hebrew" w:hAnsi="SBL Hebrew" w:cs="SBL Hebrew"/>
-        </w:rPr>
         <w:sectPr>
           <w:type w:val="continuous"/>
           <w:pgSz w:w="16838" w:h="11906" w:orient="landscape"/>
@@ -38919,7 +38815,7 @@
           <w:shd w:val="clear" w:color="auto" w:fill="FFFFFF"/>
           <w:rtl/>
         </w:rPr>
-        <w:t xml:space="preserve">וַיִּֽתְנַדְּבוּ֩ שָׂרֵ֨י הָאָב֜וֹת וְשָׂרֵ֣י ׀ שִׁבְטֵ֣י יִשְׂרָאֵ֗ל וְשָׂרֵ֤י הָאֲלָפִים֙ וְהַמֵּא֔וֹת וּלְשָׂרֵ֖י מְלֶ֥אכֶת הַמֶּֽלֶךְ׃ </w:t>
+        <w:t xml:space="preserve">וַיִּֽתְנַדְּבוּ֩ שָׂרֵ֨י הָאָב֜וֹת וְשָׂרֵ֣י׀ שִׁבְטֵ֣י יִשְׂרָאֵ֗ל וְשָׂרֵ֤י הָאֲלָפִים֙ וְהַמֵּא֔וֹת וּלְשָׂרֵ֖י מְלֶ֥אכֶת הַמֶּֽלֶךְ׃ </w:t>
       </w:r>
       <w:r>
         <w:rPr>
@@ -39075,7 +38971,7 @@
           <w:shd w:val="clear" w:color="auto" w:fill="FFFFFF"/>
           <w:rtl/>
         </w:rPr>
-        <w:t xml:space="preserve">לְךָ֣ יְ֠הֹוָ֠ה הַגְּדֻלָּ֨ה וְהַגְּבוּרָ֤ה וְהַתִּפְאֶ֙רֶת֙ וְהַנֵּ֣צַח וְהַה֔וֹד כִּי־כֹ֖ל בַּשָּׁמַ֣יִם וּבָאָ֑רֶץ לְךָ֤ יְהֹוָה֙ הַמַּמְלָכָ֔ה וְהַמִּתְנַשֵּׂ֖א לְכֹ֥ל </w:t>
+        <w:t>לְךָ֣ יְ֠הֹוָ֠ה הַגְּדֻלָּ֨ה וְהַגְּבוּרָ֤ה וְהַתִּפְאֶ֙רֶת֙ וְהַנֵּ֣צַח וְהַה֔וֹד כִּי־כֹ֖ל בַּשָּׁמַ֣יִם וּבָאָ֑רֶץ לְךָ֤ יְהֹוָה֙ הַמַּמְלָכָ֔ה וְהַמִּתְנַשֵּׂ֖א לְכֹ֥ל</w:t>
       </w:r>
       <w:r>
         <w:rPr>
@@ -39422,7 +39318,7 @@
           <w:shd w:val="clear" w:color="auto" w:fill="FFFFFF"/>
           <w:rtl/>
         </w:rPr>
-        <w:t xml:space="preserve">וַיִּזְבְּח֣וּ לַיהֹוָ֣ה </w:t>
+        <w:t>וַיִּזְבְּח֣וּ לַיהֹוָ֣ה</w:t>
       </w:r>
       <w:r>
         <w:rPr>
@@ -39494,7 +39390,7 @@
           <w:shd w:val="clear" w:color="auto" w:fill="FFFFFF"/>
           <w:rtl/>
         </w:rPr>
-        <w:t xml:space="preserve">וַיֵּ֣שֶׁב שְׁ֠לֹמֹ֠ה עַל־כִּסֵּ֨א יְהֹוָ֧ה </w:t>
+        <w:t>וַיֵּ֣שֶׁב שְׁ֠לֹמֹ֠ה עַל־כִּסֵּ֨א יְהֹוָ֧ה</w:t>
       </w:r>
       <w:r>
         <w:rPr>
